--- a/swh/docx/006.content.docx
+++ b/swh/docx/006.content.docx
@@ -19,7 +19,7 @@
         <w:rPr>
           <w:lang w:val="sw_KE" w:bidi="sw_KE"/>
         </w:rPr>
-        <w:t>Resource: Tyndale Open Study Notes</w:t>
+        <w:t>Resource: Aquifer Open Study Notes (Profiles)</w:t>
       </w:r>
       <w:r>
         <w:rPr>
@@ -112,7 +112,7 @@
         <w:rPr>
           <w:lang w:val="sw_KE" w:bidi="sw_KE"/>
         </w:rPr>
-        <w:t>Tyndale Open Study Notes</w:t>
+        <w:t>Aquifer Open Study Notes (Profiles)</w:t>
       </w:r>
     </w:p>
     <w:p>

--- a/swh/docx/006.content.docx
+++ b/swh/docx/006.content.docx
@@ -247,18 +247,12 @@
         </w:rPr>
         <w:t>Katika kipindi hiki, Wamidiani waliwatesa Waisraeli, na watu wakamlilia Mungu kwa msaada (</w:t>
       </w:r>
-      <w:hyperlink r:id="rId13">
-        <w:r>
-          <w:rPr>
-            <w:lang w:val="sw_KE" w:bidi="sw_KE"/>
-          </w:rPr>
-          <w:rPr>
-            <w:color w:val="0000EE"/>
-            <w:u w:val="single"/>
-          </w:rPr>
-          <w:t>Waamuzi 6:6</w:t>
-        </w:r>
-      </w:hyperlink>
+      <w:r>
+        <w:rPr>
+          <w:lang w:val="sw_KE" w:bidi="sw_KE"/>
+        </w:rPr>
+        <w:t>Waamuzi 6:6</w:t>
+      </w:r>
       <w:r>
         <w:rPr>
           <w:lang w:val="sw_KE" w:bidi="sw_KE"/>
@@ -335,36 +329,24 @@
         </w:rPr>
         <w:t>Gideoni kwa busara alikataa ombi la watu kuwa mtawala wao. Hata hivyo, alitengeneza efodi kutoka kwa pete za masikio za askari walioshindwa, na ikawa sanamu (</w:t>
       </w:r>
-      <w:hyperlink r:id="rId14">
-        <w:r>
-          <w:rPr>
-            <w:lang w:val="sw_KE" w:bidi="sw_KE"/>
-          </w:rPr>
-          <w:rPr>
-            <w:color w:val="0000EE"/>
-            <w:u w:val="single"/>
-          </w:rPr>
-          <w:t>Waamuzi 8:22–27</w:t>
-        </w:r>
-      </w:hyperlink>
+      <w:r>
+        <w:rPr>
+          <w:lang w:val="sw_KE" w:bidi="sw_KE"/>
+        </w:rPr>
+        <w:t>Waamuzi 8:22–27</w:t>
+      </w:r>
       <w:r>
         <w:rPr>
           <w:lang w:val="sw_KE" w:bidi="sw_KE"/>
         </w:rPr>
         <w:t>). Gideoni, ambaye alikuwa dhaifu katika imani na alitegemea ishara zinazoonekana, hatimaye aligeuka kutoka kumwabudu Mungu asiyeonekana na akaabudu sanamu. Israeli walipata amani wakati wa maisha yake, lakini ukosefu wake wa imani ulisababisha matatizo baada ya kifo chake (</w:t>
       </w:r>
-      <w:hyperlink r:id="rId15">
-        <w:r>
-          <w:rPr>
-            <w:lang w:val="sw_KE" w:bidi="sw_KE"/>
-          </w:rPr>
-          <w:rPr>
-            <w:color w:val="0000EE"/>
-            <w:u w:val="single"/>
-          </w:rPr>
-          <w:t>Waamuzi 8:33–9:57</w:t>
-        </w:r>
-      </w:hyperlink>
+      <w:r>
+        <w:rPr>
+          <w:lang w:val="sw_KE" w:bidi="sw_KE"/>
+        </w:rPr>
+        <w:t>Waamuzi 8:33–9:57</w:t>
+      </w:r>
       <w:r>
         <w:rPr>
           <w:lang w:val="sw_KE" w:bidi="sw_KE"/>
@@ -394,72 +376,48 @@
           <w:lang w:val="sw_KE" w:bidi="sw_KE"/>
         </w:rPr>
       </w:r>
-      <w:hyperlink r:id="rId16">
-        <w:r>
-          <w:rPr>
-            <w:lang w:val="sw_KE" w:bidi="sw_KE"/>
-          </w:rPr>
-          <w:rPr>
-            <w:color w:val="0000EE"/>
-            <w:u w:val="single"/>
-          </w:rPr>
-          <w:t>Waamuzi 6:1–8:35</w:t>
-        </w:r>
-      </w:hyperlink>
+      <w:r>
+        <w:rPr>
+          <w:lang w:val="sw_KE" w:bidi="sw_KE"/>
+        </w:rPr>
+        <w:t>Waamuzi 6:1–8:35</w:t>
+      </w:r>
       <w:r>
         <w:rPr>
           <w:lang w:val="sw_KE" w:bidi="sw_KE"/>
         </w:rPr>
         <w:t xml:space="preserve">; </w:t>
       </w:r>
-      <w:hyperlink r:id="rId17">
-        <w:r>
-          <w:rPr>
-            <w:lang w:val="sw_KE" w:bidi="sw_KE"/>
-          </w:rPr>
-          <w:rPr>
-            <w:color w:val="0000EE"/>
-            <w:u w:val="single"/>
-          </w:rPr>
-          <w:t>1 Samweli 12:11</w:t>
-        </w:r>
-      </w:hyperlink>
+      <w:r>
+        <w:rPr>
+          <w:lang w:val="sw_KE" w:bidi="sw_KE"/>
+        </w:rPr>
+        <w:t>1 Samweli 12:11</w:t>
+      </w:r>
       <w:r>
         <w:rPr>
           <w:lang w:val="sw_KE" w:bidi="sw_KE"/>
         </w:rPr>
         <w:t xml:space="preserve">; </w:t>
       </w:r>
-      <w:hyperlink r:id="rId18">
-        <w:r>
-          <w:rPr>
-            <w:lang w:val="sw_KE" w:bidi="sw_KE"/>
-          </w:rPr>
-          <w:rPr>
-            <w:color w:val="0000EE"/>
-            <w:u w:val="single"/>
-          </w:rPr>
-          <w:t>Isaya 10:26</w:t>
-        </w:r>
-      </w:hyperlink>
+      <w:r>
+        <w:rPr>
+          <w:lang w:val="sw_KE" w:bidi="sw_KE"/>
+        </w:rPr>
+        <w:t>Isaya 10:26</w:t>
+      </w:r>
       <w:r>
         <w:rPr>
           <w:lang w:val="sw_KE" w:bidi="sw_KE"/>
         </w:rPr>
         <w:t xml:space="preserve">; </w:t>
       </w:r>
-      <w:hyperlink r:id="rId19">
-        <w:r>
-          <w:rPr>
-            <w:lang w:val="sw_KE" w:bidi="sw_KE"/>
-          </w:rPr>
-          <w:rPr>
-            <w:color w:val="0000EE"/>
-            <w:u w:val="single"/>
-          </w:rPr>
-          <w:t>Waebrania 11:32</w:t>
-        </w:r>
-      </w:hyperlink>
+      <w:r>
+        <w:rPr>
+          <w:lang w:val="sw_KE" w:bidi="sw_KE"/>
+        </w:rPr>
+        <w:t>Waebrania 11:32</w:t>
+      </w:r>
       <w:r>
         <w:rPr>
           <w:lang w:val="sw_KE" w:bidi="sw_KE"/>
